--- a/projects/valuepickr-open-screen/docs/Sunlite Recycling Industries Ltd (SUNLITE).docx
+++ b/projects/valuepickr-open-screen/docs/Sunlite Recycling Industries Ltd (SUNLITE).docx
@@ -32,7 +32,7 @@
           <w:sz w:val="22"/>
           <w:szCs w:val="22"/>
         </w:rPr>
-        <w:t xml:space="preserve">Micro-cap copper-recycling manufacturer (copper rods/wires/earthing products from scrap) with exceptional headline growth and returns (ROE/ROCE ~35%+, revenue +107% YoY latest quarter), but a forum peer-thread caution flags it as a commodity play lacking value-addition moat.</w:t>
+        <w:t xml:space="preserve">Micro-cap copper (and now aluminium) recycling manufacturer with exceptional ROE/ROCE (~35-47%) and accelerating-then-decelerating growth (Q3 FY26 +107% YoY -&gt; Q1 FY27 +74.6%), but the deep dive confirms a genuine moat gap: ~2% operating margins, a promoter-related-party acquisition, and sharply weaker cash conversion sit behind the headline returns.</w:t>
       </w:r>
     </w:p>
     <w:p>
@@ -49,7 +49,7 @@
         <w:spacing w:after="120"/>
       </w:pPr>
       <w:r>
-        <w:t xml:space="preserve">Sunlite Recycling Industries (founded 2012, listed via IPO Aug 2024) manufactures copper rods, wires, earthing conductors and strips from recycled copper scrap, serving power generation/transmission/distribution and electronics-industry customers - a circular-economy / import-substitution play on copper demand. Seeded via untrusted X triage (@JakeraChoudhury, Sept 2026) as a bullish, medium-conviction view.</w:t>
+        <w:t xml:space="preserve">Sunlite Recycling Industries (founded 2012, listed via IPO Aug 2024) manufactures copper rods, wires, earthing conductors and strips from recycled copper scrap, serving power generation/transmission/distribution and electronics-industry customers - a circular-economy / import-substitution play on copper demand. In FY26 it added an aluminium products segment via acquisition of Sunlite Aluminium Pvt Ltd. Seeded via untrusted X triage (@JakeraChoudhury, Sept 2026) as a bullish, medium-conviction view.</w:t>
       </w:r>
     </w:p>
     <w:p>
@@ -99,7 +99,7 @@
           </w:tcPr>
           <w:p>
             <w:r>
-              <w:t xml:space="preserve">~Rs 741 Cr (price ~Rs 562)</w:t>
+              <w:t xml:space="preserve">~Rs 890 Cr (price ~Rs 645; ranged Rs 741-944 Cr within Sept 2026 alone - highly volatile)</w:t>
             </w:r>
           </w:p>
         </w:tc>
@@ -153,7 +153,7 @@
           </w:tcPr>
           <w:p>
             <w:r>
-              <w:t xml:space="preserve">ROE ~35-39%; ROCE ~33-36% (sources vary slightly)</w:t>
+              <w:t xml:space="preserve">ROE ~35-39%; ROCE 36% (FY24) -&gt; 47% (FY25) -&gt; 46.5% (FY26/TTM)</w:t>
             </w:r>
           </w:p>
         </w:tc>
@@ -180,7 +180,7 @@
           </w:tcPr>
           <w:p>
             <w:r>
-              <w:t xml:space="preserve">Long-run avg ~57%/yr; Q3 FY26 +107% YoY (76% volume growth)</w:t>
+              <w:t xml:space="preserve">FY26 revenue +98% YoY (Rs2,765cr), PAT +181% YoY (Rs40.15cr); Q1 FY27 +74.6% YoY - decelerating from the Q3 FY26 peak of +107%</w:t>
             </w:r>
           </w:p>
         </w:tc>
@@ -207,7 +207,34 @@
           </w:tcPr>
           <w:p>
             <w:r>
-              <w:t xml:space="preserve">~8% - almost debt-free</w:t>
+              <w:t xml:space="preserve">~8% - near debt-free (borrowings ~Rs12cr vs total assets ~Rs224cr, FY26)</w:t>
+            </w:r>
+          </w:p>
+        </w:tc>
+      </w:tr>
+      <w:tr>
+        <w:tc>
+          <w:tcPr>
+            <w:tcW w:type="dxa" w:w="3200"/>
+            <w:shd w:fill="F2F2F2" w:val="clear"/>
+          </w:tcPr>
+          <w:p>
+            <w:r>
+              <w:rPr>
+                <w:b/>
+                <w:bCs/>
+              </w:rPr>
+              <w:t xml:space="preserve">Cash conversion</w:t>
+            </w:r>
+          </w:p>
+        </w:tc>
+        <w:tc>
+          <w:tcPr>
+            <w:tcW w:type="dxa" w:w="5800"/>
+          </w:tcPr>
+          <w:p>
+            <w:r>
+              <w:t xml:space="preserve">Operating cash flow / operating profit fell from 78% (FY24) to 20% (FY26); FY26 free cash flow negative (~-Rs11cr) despite record profit</w:t>
             </w:r>
           </w:p>
         </w:tc>
@@ -250,7 +277,7 @@
         <w:spacing w:after="120"/>
       </w:pPr>
       <w:r>
-        <w:t xml:space="preserve">On paper this is a standout micro-cap: ROE/ROCE both in the mid-30s%, revenue growing ~57%/yr on average and accelerating to +107% YoY (76% volume growth) in the most recent quarter reported, with debt almost negligible (D/E ~8%). The catch, surfaced via a ValuePickr forum search, is a specific and directly relevant caution: a forum user (RocketMan, in the Bhagyanagar India - Copper Recycling Play thread, May 2026) explicitly said he had rotated OUT of Sunlite Recycling after concluding 'value addition is extremely important - you cannot rely purely on commodity sales,' i.e. a moat concern that Sunlite's economics may be more commodity-cyclical (copper scrap spreads) than a durable, value-added business. No dedicated Sunlite thread exists on ValuePickr; this is a peer-thread mention only.</w:t>
+        <w:t xml:space="preserve">Sunlite is a genuine high-ROCE (36-47% across FY24-FY26), near-debt-free micro-cap compounder on paper, with FY26 revenue of Rs2,765cr (+98% YoY) and PAT of Rs40.15cr (+181% YoY), and growth continued into Q1 FY27 (revenue +74.6% YoY). But this pass's primary-document read corroborates rather than resolves the ValuePickr forum's moat caution: operating margin is structurally thin (~2.2% FY26, essentially a scrap-to-rod trading/processing spread), operating cash flow fell from 78% to just 20% of operating profit between FY24 and FY26 with FY26 free cash flow actually negative (-Rs11cr) despite record profits, and the newest growth vertical (aluminium products, ~Rs53cr revenue in Q1 FY27) arrived via a related-party acquisition of Sunlite Aluminium Pvt Ltd from promoter-group members. Management itself guides only 10-15% volume growth for FY27 - a sharp deceleration from the 74-107% run-rate that built today's ~22x P/E multiple. Genuine capacity expansion is underway (45,000 MTPA copper wire-rod target, a new copper-anode plant, doubled ATC wire capacity), and the balance sheet stays clean (promoter holding stable ~74-75%, zero pledge, first-ever dividend just declared), but the combination of thin margins, deteriorating cash conversion and a promoter RPT keeps the durability question open.</w:t>
       </w:r>
     </w:p>
     <w:p>
@@ -259,32 +286,22 @@
         <w:spacing w:after="120" w:before="280"/>
       </w:pPr>
       <w:r>
-        <w:t xml:space="preserve">Technical Read (Weekly / Monthly MACD + Bollinger Bands, or RSI/CCI/Williams %R proxy)</w:t>
-      </w:r>
-    </w:p>
-    <w:p>
-      <w:pPr>
-        <w:spacing w:after="120"/>
-      </w:pPr>
-      <w:r>
-        <w:t xml:space="preserve">Extremely wide 52-week range (Rs 165-718, a &gt;4x band) - reflects both hyper-growth and high volatility/re-rating risk in a thinly-traded micro-cap.</w:t>
-      </w:r>
-    </w:p>
-    <w:p>
-      <w:pPr>
-        <w:pStyle w:val="Heading1"/>
-        <w:spacing w:after="120" w:before="280"/>
-      </w:pPr>
-      <w:r>
-        <w:t xml:space="preserve">ValuePickr Community Signal</w:t>
-      </w:r>
-    </w:p>
-    <w:p>
-      <w:pPr>
-        <w:spacing w:after="120"/>
-      </w:pPr>
-      <w:r>
-        <w:t xml:space="preserve">No dedicated ValuePickr thread for Sunlite Recycling (topic_id null, not resolved). One relevant peer-thread mention found via forum search: a user describes exiting Sunlite specifically over a commodity/value-addition moat concern (see community_signal).</w:t>
+        <w:t xml:space="preserve">Deep-Dive: Primary Documents (Annual Reports, Quarterly Results, Exchange Filings)</w:t>
+      </w:r>
+    </w:p>
+    <w:p>
+      <w:pPr>
+        <w:spacing w:after="120"/>
+      </w:pPr>
+      <w:r>
+        <w:rPr>
+          <w:i/>
+          <w:iCs/>
+          <w:color w:val="666666"/>
+          <w:sz w:val="18"/>
+          <w:szCs w:val="18"/>
+        </w:rPr>
+        <w:t xml:space="preserve">Pass 1 — 2026-09-19. Built from the company's own filings (3 years of annual reports, ~4 quarters of results/concalls, and 6 months of BSE/NSE announcements), read via the web — a deeper layer than the forum-sentiment read below.</w:t>
       </w:r>
     </w:p>
     <w:p>
@@ -298,14 +315,436 @@
           <w:sz w:val="20"/>
           <w:szCs w:val="20"/>
         </w:rPr>
-        <w:t xml:space="preserve">High-conviction call from a top contributor: </w:t>
-      </w:r>
-      <w:r>
-        <w:rPr>
+        <w:t xml:space="preserve">Sources reviewed this pass:</w:t>
+      </w:r>
+    </w:p>
+    <w:p>
+      <w:pPr>
+        <w:pStyle w:val="ListParagraph"/>
+        <w:numPr>
+          <w:ilvl w:val="0"/>
+          <w:numId w:val="1"/>
+        </w:numPr>
+        <w:spacing w:after="60"/>
+      </w:pPr>
+      <w:r>
+        <w:t xml:space="preserve">FY24/FY25/FY26 annual report and balance-sheet data (screener.in consolidated)</w:t>
+      </w:r>
+    </w:p>
+    <w:p>
+      <w:pPr>
+        <w:pStyle w:val="ListParagraph"/>
+        <w:numPr>
+          <w:ilvl w:val="0"/>
+          <w:numId w:val="1"/>
+        </w:numPr>
+        <w:spacing w:after="60"/>
+      </w:pPr>
+      <w:r>
+        <w:t xml:space="preserve">Q1 FY27 results and investor-meet transcript (NSE corporate filings)</w:t>
+      </w:r>
+    </w:p>
+    <w:p>
+      <w:pPr>
+        <w:pStyle w:val="ListParagraph"/>
+        <w:numPr>
+          <w:ilvl w:val="0"/>
+          <w:numId w:val="1"/>
+        </w:numPr>
+        <w:spacing w:after="60"/>
+      </w:pPr>
+      <w:r>
+        <w:t xml:space="preserve">BSE/NSE corporate announcements: Sunlite Aluminium Pvt Ltd acquisition (RPT), Rs17.06cr preferential allotment, FY26 final dividend record date</w:t>
+      </w:r>
+    </w:p>
+    <w:p>
+      <w:pPr>
+        <w:pStyle w:val="ListParagraph"/>
+        <w:numPr>
+          <w:ilvl w:val="0"/>
+          <w:numId w:val="1"/>
+        </w:numPr>
+        <w:spacing w:after="60"/>
+      </w:pPr>
+      <w:r>
+        <w:t xml:space="preserve">ValuePickr forum search (no dedicated Sunlite thread; one corroborating peer-thread mention in 'Bhagyanagar India Ltd - Copper Recycling Play')</w:t>
+      </w:r>
+    </w:p>
+    <w:p>
+      <w:pPr>
+        <w:pStyle w:val="ListParagraph"/>
+        <w:numPr>
+          <w:ilvl w:val="0"/>
+          <w:numId w:val="1"/>
+        </w:numPr>
+        <w:spacing w:after="60"/>
+      </w:pPr>
+      <w:r>
+        <w:t xml:space="preserve">WebSearch cross-checks: Q1 FY27 revenue/segment growth, dividend record date, Sunlite Aluminium acquisition parties</w:t>
+      </w:r>
+    </w:p>
+    <w:p>
+      <w:pPr>
+        <w:spacing w:after="120"/>
+      </w:pPr>
+      <w:r>
+        <w:rPr>
+          <w:b/>
+          <w:bCs/>
           <w:sz w:val="20"/>
           <w:szCs w:val="20"/>
         </w:rPr>
-        <w:t xml:space="preserve">RocketMan (ValuePickr, in the 'Bhagyanagar India Ltd - Copper Recycling Play' thread, post dated 2026-05-20): 'Earlier, I was playing this theme through Sunlite Recycling, but after reading more, I realized that value addition is extremely important. You cannot rely purely on commodity sales.' - a direct, specific moat caution on this name from an independent forum participant, not a trusted/elevated-tier user.</w:t>
+        <w:t xml:space="preserve">Annual-report findings (3-year view):</w:t>
+      </w:r>
+    </w:p>
+    <w:p>
+      <w:pPr>
+        <w:pStyle w:val="ListParagraph"/>
+        <w:numPr>
+          <w:ilvl w:val="0"/>
+          <w:numId w:val="1"/>
+        </w:numPr>
+        <w:spacing w:after="60"/>
+      </w:pPr>
+      <w:r>
+        <w:t xml:space="preserve">ROCE progression 36% (FY24) -&gt; 47% (FY25) -&gt; 46.5% (FY26/TTM), ROE ~35-39%, on a near debt-free balance sheet (borrowings ~Rs12cr vs total assets ~Rs224cr)</w:t>
+      </w:r>
+    </w:p>
+    <w:p>
+      <w:pPr>
+        <w:pStyle w:val="ListParagraph"/>
+        <w:numPr>
+          <w:ilvl w:val="0"/>
+          <w:numId w:val="1"/>
+        </w:numPr>
+        <w:spacing w:after="60"/>
+      </w:pPr>
+      <w:r>
+        <w:t xml:space="preserve">Operating margin structurally thin at ~2.2% (FY26) - a scrap-to-rod processing spread, not a value-added/branded margin profile</w:t>
+      </w:r>
+    </w:p>
+    <w:p>
+      <w:pPr>
+        <w:pStyle w:val="ListParagraph"/>
+        <w:numPr>
+          <w:ilvl w:val="0"/>
+          <w:numId w:val="1"/>
+        </w:numPr>
+        <w:spacing w:after="60"/>
+      </w:pPr>
+      <w:r>
+        <w:t xml:space="preserve">Operating cash flow / operating profit fell from 78% (FY24) to 20% (FY26); FY26 free cash flow turned negative (~-Rs11cr) despite record reported profit, as working capital consumed cash while the business scaled</w:t>
+      </w:r>
+    </w:p>
+    <w:p>
+      <w:pPr>
+        <w:pStyle w:val="ListParagraph"/>
+        <w:numPr>
+          <w:ilvl w:val="0"/>
+          <w:numId w:val="1"/>
+        </w:numPr>
+        <w:spacing w:after="60"/>
+      </w:pPr>
+      <w:r>
+        <w:t xml:space="preserve">FY26 saw a related-party acquisition of 100% of Sunlite Aluminium Pvt Ltd from promoter-group members (Manishkumar Heda, Akshaykumar Ramdayal Heda, Reena Pankaj Heda), funded partly via a Rs17.06cr preferential allotment - confirmed independently via BSE/NSE filing search</w:t>
+      </w:r>
+    </w:p>
+    <w:p>
+      <w:pPr>
+        <w:pStyle w:val="ListParagraph"/>
+        <w:numPr>
+          <w:ilvl w:val="0"/>
+          <w:numId w:val="1"/>
+        </w:numPr>
+        <w:spacing w:after="60"/>
+      </w:pPr>
+      <w:r>
+        <w:t xml:space="preserve">Promoter holding stable at ~74-75% with zero pledge across the period</w:t>
+      </w:r>
+    </w:p>
+    <w:p>
+      <w:pPr>
+        <w:spacing w:after="120"/>
+      </w:pPr>
+      <w:r>
+        <w:rPr>
+          <w:b/>
+          <w:bCs/>
+          <w:sz w:val="20"/>
+          <w:szCs w:val="20"/>
+        </w:rPr>
+        <w:t xml:space="preserve">Quarterly trend (last ~4 quarters + concall commentary):</w:t>
+      </w:r>
+    </w:p>
+    <w:p>
+      <w:pPr>
+        <w:pStyle w:val="ListParagraph"/>
+        <w:numPr>
+          <w:ilvl w:val="0"/>
+          <w:numId w:val="1"/>
+        </w:numPr>
+        <w:spacing w:after="60"/>
+      </w:pPr>
+      <w:r>
+        <w:t xml:space="preserve">FY25 full-year revenue +19.8% YoY</w:t>
+      </w:r>
+    </w:p>
+    <w:p>
+      <w:pPr>
+        <w:pStyle w:val="ListParagraph"/>
+        <w:numPr>
+          <w:ilvl w:val="0"/>
+          <w:numId w:val="1"/>
+        </w:numPr>
+        <w:spacing w:after="60"/>
+      </w:pPr>
+      <w:r>
+        <w:t xml:space="preserve">FY26 full-year revenue +98% YoY (Rs2,765cr), PAT +181% YoY (Rs40.15cr); Q3 FY26 peaked at +107% YoY on ~76% volume growth</w:t>
+      </w:r>
+    </w:p>
+    <w:p>
+      <w:pPr>
+        <w:pStyle w:val="ListParagraph"/>
+        <w:numPr>
+          <w:ilvl w:val="0"/>
+          <w:numId w:val="1"/>
+        </w:numPr>
+        <w:spacing w:after="60"/>
+      </w:pPr>
+      <w:r>
+        <w:t xml:space="preserve">Q1 FY27 consolidated revenue Rs783.77cr, +74.62% YoY (copper +72.91% to Rs730.91cr, aluminium +102.25% to Rs52.86cr) - confirmed via WebSearch, matches the figure already in the file</w:t>
+      </w:r>
+    </w:p>
+    <w:p>
+      <w:pPr>
+        <w:pStyle w:val="ListParagraph"/>
+        <w:numPr>
+          <w:ilvl w:val="0"/>
+          <w:numId w:val="1"/>
+        </w:numPr>
+        <w:spacing w:after="60"/>
+      </w:pPr>
+      <w:r>
+        <w:t xml:space="preserve">Clear deceleration trend: Q3 FY26 peak (+107%) -&gt; Q1 FY27 (+74.6%) -&gt; management's own FY27 guidance of just 10-15% volume growth implies further deceleration ahead</w:t>
+      </w:r>
+    </w:p>
+    <w:p>
+      <w:pPr>
+        <w:spacing w:after="120"/>
+      </w:pPr>
+      <w:r>
+        <w:rPr>
+          <w:b/>
+          <w:bCs/>
+          <w:sz w:val="20"/>
+          <w:szCs w:val="20"/>
+        </w:rPr>
+        <w:t xml:space="preserve">Exchange announcements (last 6 months):</w:t>
+      </w:r>
+    </w:p>
+    <w:p>
+      <w:pPr>
+        <w:pStyle w:val="ListParagraph"/>
+        <w:numPr>
+          <w:ilvl w:val="0"/>
+          <w:numId w:val="1"/>
+        </w:numPr>
+        <w:spacing w:after="60"/>
+      </w:pPr>
+      <w:r>
+        <w:t xml:space="preserve">FY26 final dividend of Rs1/share (10%) declared - company's first-ever dividend; record date fixed 23 Sept 2026, subject to AGM approval at the 4th AGM (30 Sept 2026) - confirmed via WebSearch</w:t>
+      </w:r>
+    </w:p>
+    <w:p>
+      <w:pPr>
+        <w:pStyle w:val="ListParagraph"/>
+        <w:numPr>
+          <w:ilvl w:val="0"/>
+          <w:numId w:val="1"/>
+        </w:numPr>
+        <w:spacing w:after="60"/>
+      </w:pPr>
+      <w:r>
+        <w:t xml:space="preserve">Rs37cr capex plan approved to expand copper wire-rod capacity to 45,000 MTPA</w:t>
+      </w:r>
+    </w:p>
+    <w:p>
+      <w:pPr>
+        <w:pStyle w:val="ListParagraph"/>
+        <w:numPr>
+          <w:ilvl w:val="0"/>
+          <w:numId w:val="1"/>
+        </w:numPr>
+        <w:spacing w:after="60"/>
+      </w:pPr>
+      <w:r>
+        <w:t xml:space="preserve">Further Rs30-35cr plan to double rod/busbar capacity plus a new copper-anode plant targeted ~Q1 FY28</w:t>
+      </w:r>
+    </w:p>
+    <w:p>
+      <w:pPr>
+        <w:pStyle w:val="ListParagraph"/>
+        <w:numPr>
+          <w:ilvl w:val="0"/>
+          <w:numId w:val="1"/>
+        </w:numPr>
+        <w:spacing w:after="60"/>
+      </w:pPr>
+      <w:r>
+        <w:t xml:space="preserve">ATC (earthing/aluminium-alloy) wire capacity already doubled (800 -&gt; 1,600 MTPA)</w:t>
+      </w:r>
+    </w:p>
+    <w:p>
+      <w:pPr>
+        <w:pStyle w:val="ListParagraph"/>
+        <w:numPr>
+          <w:ilvl w:val="0"/>
+          <w:numId w:val="1"/>
+        </w:numPr>
+        <w:spacing w:after="60"/>
+      </w:pPr>
+      <w:r>
+        <w:t xml:space="preserve">Sunlite Aluminium Pvt Ltd acquisition (100% equity, RPT with promoter-group sellers) and associated Rs17.06cr preferential allotment</w:t>
+      </w:r>
+    </w:p>
+    <w:p>
+      <w:pPr>
+        <w:spacing w:after="120"/>
+      </w:pPr>
+      <w:r>
+        <w:rPr>
+          <w:b/>
+          <w:bCs/>
+          <w:sz w:val="20"/>
+          <w:szCs w:val="20"/>
+        </w:rPr>
+        <w:t xml:space="preserve">Key new facts vs. the prior write-up:</w:t>
+      </w:r>
+    </w:p>
+    <w:p>
+      <w:pPr>
+        <w:pStyle w:val="ListParagraph"/>
+        <w:numPr>
+          <w:ilvl w:val="0"/>
+          <w:numId w:val="1"/>
+        </w:numPr>
+        <w:spacing w:after="60"/>
+      </w:pPr>
+      <w:r>
+        <w:t xml:space="preserve">The ~2.2% operating margin and the CFO/OP decline (78% -&gt; 20%) are new, hard-number confirmations of what was previously only a ValuePickr forum anecdote (RocketMan's moat caution) - this pass converts an unverified community concern into a filings-backed one</w:t>
+      </w:r>
+    </w:p>
+    <w:p>
+      <w:pPr>
+        <w:pStyle w:val="ListParagraph"/>
+        <w:numPr>
+          <w:ilvl w:val="0"/>
+          <w:numId w:val="1"/>
+        </w:numPr>
+        <w:spacing w:after="60"/>
+      </w:pPr>
+      <w:r>
+        <w:t xml:space="preserve">FY26 FCF was actually negative despite record PAT - a genuinely new, material finding not visible from the headline growth/ROCE numbers alone</w:t>
+      </w:r>
+    </w:p>
+    <w:p>
+      <w:pPr>
+        <w:pStyle w:val="ListParagraph"/>
+        <w:numPr>
+          <w:ilvl w:val="0"/>
+          <w:numId w:val="1"/>
+        </w:numPr>
+        <w:spacing w:after="60"/>
+      </w:pPr>
+      <w:r>
+        <w:t xml:space="preserve">The new aluminium growth vertical is entirely inorganic and RPT-sourced, not organic value-chain diversification</w:t>
+      </w:r>
+    </w:p>
+    <w:p>
+      <w:pPr>
+        <w:pStyle w:val="ListParagraph"/>
+        <w:numPr>
+          <w:ilvl w:val="0"/>
+          <w:numId w:val="1"/>
+        </w:numPr>
+        <w:spacing w:after="60"/>
+      </w:pPr>
+      <w:r>
+        <w:t xml:space="preserve">Management's own FY27 guidance (10-15% volume growth) is a sharp, self-disclosed deceleration from the 74-107% run-rate that built the current ~22x P/E</w:t>
+      </w:r>
+    </w:p>
+    <w:p>
+      <w:pPr>
+        <w:spacing w:after="120"/>
+      </w:pPr>
+      <w:r>
+        <w:rPr>
+          <w:b/>
+          <w:bCs/>
+          <w:sz w:val="20"/>
+          <w:szCs w:val="20"/>
+        </w:rPr>
+        <w:t xml:space="preserve">Open questions / what to watch:</w:t>
+      </w:r>
+    </w:p>
+    <w:p>
+      <w:pPr>
+        <w:pStyle w:val="ListParagraph"/>
+        <w:numPr>
+          <w:ilvl w:val="0"/>
+          <w:numId w:val="1"/>
+        </w:numPr>
+        <w:spacing w:after="60"/>
+      </w:pPr>
+      <w:r>
+        <w:t xml:space="preserve">Whether the FY26 negative FCF / falling cash conversion is a one-off working-capital build tied to the aluminium acquisition and capacity ramp, or a structural feature of scaling this business model</w:t>
+      </w:r>
+    </w:p>
+    <w:p>
+      <w:pPr>
+        <w:pStyle w:val="ListParagraph"/>
+        <w:numPr>
+          <w:ilvl w:val="0"/>
+          <w:numId w:val="1"/>
+        </w:numPr>
+        <w:spacing w:after="60"/>
+      </w:pPr>
+      <w:r>
+        <w:t xml:space="preserve">Whether the promoter-related Sunlite Aluminium acquisition was done at a fair valuation (terms/valuation basis not disclosed in sources reviewed)</w:t>
+      </w:r>
+    </w:p>
+    <w:p>
+      <w:pPr>
+        <w:pStyle w:val="ListParagraph"/>
+        <w:numPr>
+          <w:ilvl w:val="0"/>
+          <w:numId w:val="1"/>
+        </w:numPr>
+        <w:spacing w:after="60"/>
+      </w:pPr>
+      <w:r>
+        <w:t xml:space="preserve">No dedicated ValuePickr thread exists for this name - independent community corroboration beyond the single peer-thread mention remains absent</w:t>
+      </w:r>
+    </w:p>
+    <w:p>
+      <w:pPr>
+        <w:spacing w:after="120" w:before="120"/>
+      </w:pPr>
+      <w:r>
+        <w:rPr>
+          <w:b/>
+          <w:bCs/>
+          <w:sz w:val="20"/>
+          <w:szCs w:val="20"/>
+        </w:rPr>
+        <w:t xml:space="preserve">Conviction impact: </w:t>
+      </w:r>
+      <w:r>
+        <w:rPr>
+          <w:sz w:val="20"/>
+          <w:szCs w:val="20"/>
+        </w:rPr>
+        <w:t xml:space="preserve">Medium -&gt; Medium. Fresh filings corroborate rather than resolve the ValuePickr forum's moat caution: exceptional ROCE/ROE and genuine capacity build-out are real, but operating margin is confirmed structurally thin (~2.2%), cash conversion has deteriorated sharply (CFO/OP 78%-&gt;20%, FY26 FCF negative), and the newest growth leg arrived via a promoter-related-party acquisition. These roughly offset the positives (clean balance sheet, first dividend, continued strong absolute growth), so the pass is confirmatory - conviction held at Medium, thesis_fit held at 'neither' via analyst_override despite four_box score of 3.0.</w:t>
       </w:r>
     </w:p>
     <w:p>
@@ -314,15 +753,365 @@
         <w:spacing w:after="120" w:before="280"/>
       </w:pPr>
       <w:r>
-        <w:t xml:space="preserve">BSE Corporate Actions / Other Red Flags</w:t>
-      </w:r>
-    </w:p>
-    <w:p>
-      <w:pPr>
-        <w:spacing w:after="120"/>
-      </w:pPr>
-      <w:r>
-        <w:t xml:space="preserve">No red flags found - no going-concern, pledge or SEBI/fraud issues surfaced. Small, thinly-traded micro-cap with a wide 52-week range.</w:t>
+        <w:t xml:space="preserve">Guidance &amp; Expectation Gap</w:t>
+      </w:r>
+    </w:p>
+    <w:p>
+      <w:pPr>
+        <w:spacing w:after="120"/>
+      </w:pPr>
+      <w:r>
+        <w:rPr>
+          <w:i/>
+          <w:iCs/>
+          <w:color w:val="666666"/>
+          <w:sz w:val="18"/>
+          <w:szCs w:val="18"/>
+        </w:rPr>
+        <w:t xml:space="preserve">Management guidance decoded into commitments, graded on the expectation → action → operational → commercial → financial ladder, then compared to what the current price appears to assume. Method: playbook/guidance-and-expectation-gap.md.</w:t>
+      </w:r>
+    </w:p>
+    <w:p>
+      <w:pPr>
+        <w:spacing w:after="120"/>
+      </w:pPr>
+      <w:r>
+        <w:rPr>
+          <w:b/>
+          <w:bCs/>
+          <w:sz w:val="20"/>
+          <w:szCs w:val="20"/>
+        </w:rPr>
+        <w:t xml:space="preserve">Market expectation vs. our path:</w:t>
+      </w:r>
+    </w:p>
+    <w:tbl>
+      <w:tblPr>
+        <w:tblW w:type="dxa" w:w="9000"/>
+        <w:tblBorders>
+          <w:top w:val="single" w:color="auto" w:sz="4"/>
+          <w:left w:val="single" w:color="auto" w:sz="4"/>
+          <w:bottom w:val="single" w:color="auto" w:sz="4"/>
+          <w:right w:val="single" w:color="auto" w:sz="4"/>
+          <w:insideH w:val="single" w:color="auto" w:sz="4"/>
+          <w:insideV w:val="single" w:color="auto" w:sz="4"/>
+        </w:tblBorders>
+      </w:tblPr>
+      <w:tblGrid>
+        <w:gridCol w:w="3200"/>
+        <w:gridCol w:w="5800"/>
+      </w:tblGrid>
+      <w:tr>
+        <w:tc>
+          <w:tcPr>
+            <w:tcW w:type="dxa" w:w="3200"/>
+            <w:shd w:fill="F2F2F2" w:val="clear"/>
+          </w:tcPr>
+          <w:p>
+            <w:r>
+              <w:rPr>
+                <w:b/>
+                <w:bCs/>
+              </w:rPr>
+              <w:t xml:space="preserve">As of</w:t>
+            </w:r>
+          </w:p>
+        </w:tc>
+        <w:tc>
+          <w:tcPr>
+            <w:tcW w:type="dxa" w:w="5800"/>
+          </w:tcPr>
+          <w:p>
+            <w:r>
+              <w:t xml:space="preserve">2026-09-18</w:t>
+            </w:r>
+          </w:p>
+        </w:tc>
+      </w:tr>
+      <w:tr>
+        <w:tc>
+          <w:tcPr>
+            <w:tcW w:type="dxa" w:w="3200"/>
+            <w:shd w:fill="F2F2F2" w:val="clear"/>
+          </w:tcPr>
+          <w:p>
+            <w:r>
+              <w:rPr>
+                <w:b/>
+                <w:bCs/>
+              </w:rPr>
+              <w:t xml:space="preserve">Price / multiple</w:t>
+            </w:r>
+          </w:p>
+        </w:tc>
+        <w:tc>
+          <w:tcPr>
+            <w:tcW w:type="dxa" w:w="5800"/>
+          </w:tcPr>
+          <w:p>
+            <w:r>
+              <w:t xml:space="preserve">Rs 645 · 22.2x P/E</w:t>
+            </w:r>
+          </w:p>
+        </w:tc>
+      </w:tr>
+      <w:tr>
+        <w:tc>
+          <w:tcPr>
+            <w:tcW w:type="dxa" w:w="3200"/>
+            <w:shd w:fill="F2F2F2" w:val="clear"/>
+          </w:tcPr>
+          <w:p>
+            <w:r>
+              <w:rPr>
+                <w:b/>
+                <w:bCs/>
+              </w:rPr>
+              <w:t xml:space="preserve">Right valuation lens</w:t>
+            </w:r>
+          </w:p>
+        </w:tc>
+        <w:tc>
+          <w:tcPr>
+            <w:tcW w:type="dxa" w:w="5800"/>
+          </w:tcPr>
+          <w:p>
+            <w:r>
+              <w:t xml:space="preserve">P/E</w:t>
+            </w:r>
+          </w:p>
+        </w:tc>
+      </w:tr>
+      <w:tr>
+        <w:tc>
+          <w:tcPr>
+            <w:tcW w:type="dxa" w:w="3200"/>
+            <w:shd w:fill="F2F2F2" w:val="clear"/>
+          </w:tcPr>
+          <w:p>
+            <w:r>
+              <w:rPr>
+                <w:b/>
+                <w:bCs/>
+              </w:rPr>
+              <w:t xml:space="preserve">Price implies</w:t>
+            </w:r>
+          </w:p>
+        </w:tc>
+        <w:tc>
+          <w:tcPr>
+            <w:tcW w:type="dxa" w:w="5800"/>
+          </w:tcPr>
+          <w:p>
+            <w:r>
+              <w:t xml:space="preserve">At a cyclical-appropriate 10-14x exit multiple, today's ~22x trailing P/E requires either continued 40%+ EPS CAGR or a re-rating premised on sustained non-cyclical growth; management's own FY27 guidance (10-15% volume growth) is well below what recent growth rates implied, so part of today's multiple is betting on growth beyond what management itself has committed to</w:t>
+            </w:r>
+          </w:p>
+        </w:tc>
+      </w:tr>
+      <w:tr>
+        <w:tc>
+          <w:tcPr>
+            <w:tcW w:type="dxa" w:w="3200"/>
+            <w:shd w:fill="F2F2F2" w:val="clear"/>
+          </w:tcPr>
+          <w:p>
+            <w:r>
+              <w:rPr>
+                <w:b/>
+                <w:bCs/>
+              </w:rPr>
+              <w:t xml:space="preserve">Our FY27</w:t>
+            </w:r>
+          </w:p>
+        </w:tc>
+        <w:tc>
+          <w:tcPr>
+            <w:tcW w:type="dxa" w:w="5800"/>
+          </w:tcPr>
+          <w:p>
+            <w:r>
+              <w:t xml:space="preserve">Management guides only 10-15% volume growth for FY27 - a sharp deceleration from FY26's 98% revenue / 181% PAT growth; the new aluminium segment (Q1 FY27 already ~Rs53cr, +102% YoY) and capex-driven capacity adds (45,000 MTPA copper wire-rod target) are the main incremental levers beyond the guided volume growth</w:t>
+            </w:r>
+          </w:p>
+        </w:tc>
+      </w:tr>
+      <w:tr>
+        <w:tc>
+          <w:tcPr>
+            <w:tcW w:type="dxa" w:w="3200"/>
+            <w:shd w:fill="F2F2F2" w:val="clear"/>
+          </w:tcPr>
+          <w:p>
+            <w:r>
+              <w:rPr>
+                <w:b/>
+                <w:bCs/>
+              </w:rPr>
+              <w:t xml:space="preserve">Our FY28</w:t>
+            </w:r>
+          </w:p>
+        </w:tc>
+        <w:tc>
+          <w:tcPr>
+            <w:tcW w:type="dxa" w:w="5800"/>
+          </w:tcPr>
+          <w:p>
+            <w:r>
+              <w:t xml:space="preserve">Vague 'significant growth FY28' commentary tied to the new copper-anode plant and doubled rod/busbar capacity targeted for completion ~Q1 FY28; too early to quantify with confidence</w:t>
+            </w:r>
+          </w:p>
+        </w:tc>
+      </w:tr>
+      <w:tr>
+        <w:tc>
+          <w:tcPr>
+            <w:tcW w:type="dxa" w:w="3200"/>
+            <w:shd w:fill="F2F2F2" w:val="clear"/>
+          </w:tcPr>
+          <w:p>
+            <w:r>
+              <w:rPr>
+                <w:b/>
+                <w:bCs/>
+              </w:rPr>
+              <w:t xml:space="preserve">Gap direction</w:t>
+            </w:r>
+          </w:p>
+        </w:tc>
+        <w:tc>
+          <w:tcPr>
+            <w:tcW w:type="dxa" w:w="5800"/>
+          </w:tcPr>
+          <w:p>
+            <w:r>
+              <w:t xml:space="preserve">partially-priced</w:t>
+            </w:r>
+          </w:p>
+        </w:tc>
+      </w:tr>
+      <w:tr>
+        <w:tc>
+          <w:tcPr>
+            <w:tcW w:type="dxa" w:w="3200"/>
+            <w:shd w:fill="F2F2F2" w:val="clear"/>
+          </w:tcPr>
+          <w:p>
+            <w:r>
+              <w:rPr>
+                <w:b/>
+                <w:bCs/>
+              </w:rPr>
+              <w:t xml:space="preserve">Gap type</w:t>
+            </w:r>
+          </w:p>
+        </w:tc>
+        <w:tc>
+          <w:tcPr>
+            <w:tcW w:type="dxa" w:w="5800"/>
+          </w:tcPr>
+          <w:p>
+            <w:r>
+              <w:t xml:space="preserve">timing</w:t>
+            </w:r>
+          </w:p>
+        </w:tc>
+      </w:tr>
+      <w:tr>
+        <w:tc>
+          <w:tcPr>
+            <w:tcW w:type="dxa" w:w="3200"/>
+            <w:shd w:fill="F2F2F2" w:val="clear"/>
+          </w:tcPr>
+          <w:p>
+            <w:r>
+              <w:rPr>
+                <w:b/>
+                <w:bCs/>
+              </w:rPr>
+              <w:t xml:space="preserve">Gap magnitude</w:t>
+            </w:r>
+          </w:p>
+        </w:tc>
+        <w:tc>
+          <w:tcPr>
+            <w:tcW w:type="dxa" w:w="5800"/>
+          </w:tcPr>
+          <w:p>
+            <w:r>
+              <w:t xml:space="preserve">not estimable</w:t>
+            </w:r>
+          </w:p>
+        </w:tc>
+      </w:tr>
+      <w:tr>
+        <w:tc>
+          <w:tcPr>
+            <w:tcW w:type="dxa" w:w="3200"/>
+            <w:shd w:fill="F2F2F2" w:val="clear"/>
+          </w:tcPr>
+          <w:p>
+            <w:r>
+              <w:rPr>
+                <w:b/>
+                <w:bCs/>
+              </w:rPr>
+              <w:t xml:space="preserve">Gap basis</w:t>
+            </w:r>
+          </w:p>
+        </w:tc>
+        <w:tc>
+          <w:tcPr>
+            <w:tcW w:type="dxa" w:w="5800"/>
+          </w:tcPr>
+          <w:p>
+            <w:r>
+              <w:t xml:space="preserve">22x trailing P/E already prices in above-guidance growth; management's own 10-15% FY27 volume guidance is well below the trailing 74-107% growth rates that got the stock here, and margins remain structurally thin (~2.2% FY26 opex margin) consistent with the forum's commodity/no-value-addition caution</w:t>
+            </w:r>
+          </w:p>
+        </w:tc>
+      </w:tr>
+      <w:tr>
+        <w:tc>
+          <w:tcPr>
+            <w:tcW w:type="dxa" w:w="3200"/>
+            <w:shd w:fill="F2F2F2" w:val="clear"/>
+          </w:tcPr>
+          <w:p>
+            <w:r>
+              <w:rPr>
+                <w:b/>
+                <w:bCs/>
+              </w:rPr>
+              <w:t xml:space="preserve">Evidence quality</w:t>
+            </w:r>
+          </w:p>
+        </w:tc>
+        <w:tc>
+          <w:tcPr>
+            <w:tcW w:type="dxa" w:w="5800"/>
+          </w:tcPr>
+          <w:p>
+            <w:r>
+              <w:t xml:space="preserve">moderate</w:t>
+            </w:r>
+          </w:p>
+        </w:tc>
+      </w:tr>
+    </w:tbl>
+    <w:p>
+      <w:pPr>
+        <w:spacing w:after="120"/>
+      </w:pPr>
+      <w:r>
+        <w:rPr>
+          <w:i/>
+          <w:iCs/>
+          <w:color w:val="666666"/>
+          <w:sz w:val="16"/>
+          <w:szCs w:val="16"/>
+        </w:rPr>
+        <w:t xml:space="preserve">no broker consensus; implied path is a reverse-P/E estimate + screener.in forward figures + VP thread view</w:t>
       </w:r>
     </w:p>
     <w:p>
@@ -331,107 +1120,711 @@
         <w:spacing w:after="120" w:before="280"/>
       </w:pPr>
       <w:r>
-        <w:t xml:space="preserve">Bull Case</w:t>
-      </w:r>
-    </w:p>
-    <w:p>
-      <w:pPr>
-        <w:pStyle w:val="ListParagraph"/>
-        <w:numPr>
-          <w:ilvl w:val="0"/>
-          <w:numId w:val="1"/>
-        </w:numPr>
-        <w:spacing w:after="60"/>
-      </w:pPr>
-      <w:r>
-        <w:t xml:space="preserve">Exceptional headline growth: revenue +107% YoY / +76% volume in the latest quarter reported, ~57%/yr average</w:t>
-      </w:r>
-    </w:p>
-    <w:p>
-      <w:pPr>
-        <w:pStyle w:val="ListParagraph"/>
-        <w:numPr>
-          <w:ilvl w:val="0"/>
-          <w:numId w:val="1"/>
-        </w:numPr>
-        <w:spacing w:after="60"/>
-      </w:pPr>
-      <w:r>
-        <w:t xml:space="preserve">High returns on capital (ROE ~35-39%, ROCE ~33-36%) with almost no debt (D/E ~8%)</w:t>
-      </w:r>
-    </w:p>
-    <w:p>
-      <w:pPr>
-        <w:pStyle w:val="ListParagraph"/>
-        <w:numPr>
-          <w:ilvl w:val="0"/>
-          <w:numId w:val="1"/>
-        </w:numPr>
-        <w:spacing w:after="60"/>
-      </w:pPr>
-      <w:r>
-        <w:t xml:space="preserve">Genuine copper-recycling / import-substitution tailwind tied to power/grid/EV copper demand</w:t>
-      </w:r>
-    </w:p>
+        <w:t xml:space="preserve">Ishmohit-Lens Checks (value chain · earnings quality · growth trajectory · management · quality metrics · track record · global-signal check)</w:t>
+      </w:r>
+    </w:p>
+    <w:p>
+      <w:pPr>
+        <w:spacing w:after="120"/>
+      </w:pPr>
+      <w:r>
+        <w:rPr>
+          <w:i/>
+          <w:iCs/>
+          <w:color w:val="666666"/>
+          <w:sz w:val="18"/>
+          <w:szCs w:val="18"/>
+        </w:rPr>
+        <w:t xml:space="preserve">Extra checks drawn from @ishmohit1 / SOIC methodology (playbook/ishmohit-soic-style.md): where the company sits in its value chain and what the supply side is doing, whether a margin/PAT inflection is structural or a cyclical peak, the rate-of-change of growth vs. what the multiple demands, and management quality as a positive attribute.</w:t>
+      </w:r>
+    </w:p>
+    <w:p>
+      <w:pPr>
+        <w:spacing w:after="120"/>
+      </w:pPr>
+      <w:r>
+        <w:rPr>
+          <w:b/>
+          <w:bCs/>
+          <w:sz w:val="20"/>
+          <w:szCs w:val="20"/>
+        </w:rPr>
+        <w:t xml:space="preserve">Value chain &amp; supply side:</w:t>
+      </w:r>
+    </w:p>
+    <w:tbl>
+      <w:tblPr>
+        <w:tblW w:type="dxa" w:w="9000"/>
+        <w:tblBorders>
+          <w:top w:val="single" w:color="auto" w:sz="4"/>
+          <w:left w:val="single" w:color="auto" w:sz="4"/>
+          <w:bottom w:val="single" w:color="auto" w:sz="4"/>
+          <w:right w:val="single" w:color="auto" w:sz="4"/>
+          <w:insideH w:val="single" w:color="auto" w:sz="4"/>
+          <w:insideV w:val="single" w:color="auto" w:sz="4"/>
+        </w:tblBorders>
+      </w:tblPr>
+      <w:tblGrid>
+        <w:gridCol w:w="3200"/>
+        <w:gridCol w:w="5800"/>
+      </w:tblGrid>
+      <w:tr>
+        <w:tc>
+          <w:tcPr>
+            <w:tcW w:type="dxa" w:w="3200"/>
+            <w:shd w:fill="F2F2F2" w:val="clear"/>
+          </w:tcPr>
+          <w:p>
+            <w:r>
+              <w:rPr>
+                <w:b/>
+                <w:bCs/>
+              </w:rPr>
+              <w:t xml:space="preserve">Theme</w:t>
+            </w:r>
+          </w:p>
+        </w:tc>
+        <w:tc>
+          <w:tcPr>
+            <w:tcW w:type="dxa" w:w="5800"/>
+          </w:tcPr>
+          <w:p>
+            <w:r>
+              <w:t xml:space="preserve">copper recycling / import substitution (wire, rod, busbar, earthing) for power T&amp;D + electronics, now extending into aluminium</w:t>
+            </w:r>
+          </w:p>
+        </w:tc>
+      </w:tr>
+      <w:tr>
+        <w:tc>
+          <w:tcPr>
+            <w:tcW w:type="dxa" w:w="3200"/>
+            <w:shd w:fill="F2F2F2" w:val="clear"/>
+          </w:tcPr>
+          <w:p>
+            <w:r>
+              <w:rPr>
+                <w:b/>
+                <w:bCs/>
+              </w:rPr>
+              <w:t xml:space="preserve">This company's position</w:t>
+            </w:r>
+          </w:p>
+        </w:tc>
+        <w:tc>
+          <w:tcPr>
+            <w:tcW w:type="dxa" w:w="5800"/>
+          </w:tcPr>
+          <w:p>
+            <w:r>
+              <w:t xml:space="preserve">recycler/processor of copper (and now aluminium) scrap into rods/wires/strips - an upstream commodity-processing step, not a branded/OEM end product</w:t>
+            </w:r>
+          </w:p>
+        </w:tc>
+      </w:tr>
+      <w:tr>
+        <w:tc>
+          <w:tcPr>
+            <w:tcW w:type="dxa" w:w="3200"/>
+            <w:shd w:fill="F2F2F2" w:val="clear"/>
+          </w:tcPr>
+          <w:p>
+            <w:r>
+              <w:rPr>
+                <w:b/>
+                <w:bCs/>
+              </w:rPr>
+              <w:t xml:space="preserve">Bottleneck node (pricing power)</w:t>
+            </w:r>
+          </w:p>
+        </w:tc>
+        <w:tc>
+          <w:tcPr>
+            <w:tcW w:type="dxa" w:w="5800"/>
+          </w:tcPr>
+          <w:p>
+            <w:r>
+              <w:t xml:space="preserve">copper scrap sourcing and scrap-to-metal spreads</w:t>
+            </w:r>
+          </w:p>
+        </w:tc>
+      </w:tr>
+      <w:tr>
+        <w:tc>
+          <w:tcPr>
+            <w:tcW w:type="dxa" w:w="3200"/>
+            <w:shd w:fill="F2F2F2" w:val="clear"/>
+          </w:tcPr>
+          <w:p>
+            <w:r>
+              <w:rPr>
+                <w:b/>
+                <w:bCs/>
+              </w:rPr>
+              <w:t xml:space="preserve">Supply-side status</w:t>
+            </w:r>
+          </w:p>
+        </w:tc>
+        <w:tc>
+          <w:tcPr>
+            <w:tcW w:type="dxa" w:w="5800"/>
+          </w:tcPr>
+          <w:p>
+            <w:r>
+              <w:t xml:space="preserve">adding</w:t>
+            </w:r>
+          </w:p>
+        </w:tc>
+      </w:tr>
+      <w:tr>
+        <w:tc>
+          <w:tcPr>
+            <w:tcW w:type="dxa" w:w="3200"/>
+            <w:shd w:fill="F2F2F2" w:val="clear"/>
+          </w:tcPr>
+          <w:p>
+            <w:r>
+              <w:rPr>
+                <w:b/>
+                <w:bCs/>
+              </w:rPr>
+              <w:t xml:space="preserve">Adjacent-node peers</w:t>
+            </w:r>
+          </w:p>
+        </w:tc>
+        <w:tc>
+          <w:tcPr>
+            <w:tcW w:type="dxa" w:w="5800"/>
+          </w:tcPr>
+          <w:p>
+            <w:r>
+              <w:t xml:space="preserve">Bhagyanagar India Ltd, other regional copper rod/wire recyclers (mostly unlisted)</w:t>
+            </w:r>
+          </w:p>
+        </w:tc>
+      </w:tr>
+    </w:tbl>
+    <w:p>
+      <w:pPr>
+        <w:spacing w:after="120"/>
+      </w:pPr>
+      <w:r>
+        <w:rPr>
+          <w:color w:val="666666"/>
+          <w:sz w:val="18"/>
+          <w:szCs w:val="18"/>
+        </w:rPr>
+        <w:t xml:space="preserve">Company is itself adding capacity aggressively (45,000 MTPA copper wire-rod target, new copper-anode plant, doubled ATC wire capacity) while guiding only 10-15% FY27 volume growth - a supply-add without matching guided demand growth could pressure already-thin scrap spreads further.</w:t>
+      </w:r>
+    </w:p>
+    <w:p>
+      <w:pPr>
+        <w:spacing w:after="60" w:before="120"/>
+      </w:pPr>
+      <w:r>
+        <w:rPr>
+          <w:b/>
+          <w:bCs/>
+          <w:sz w:val="20"/>
+          <w:szCs w:val="20"/>
+        </w:rPr>
+        <w:t xml:space="preserve">Earnings quality: </w:t>
+      </w:r>
+      <w:r>
+        <w:rPr>
+          <w:sz w:val="20"/>
+          <w:szCs w:val="20"/>
+        </w:rPr>
+        <w:t xml:space="preserve">margin driver cyclical</w:t>
+      </w:r>
+      <w:r>
+        <w:rPr>
+          <w:b/>
+          <w:bCs/>
+          <w:color w:val="A32020"/>
+          <w:sz w:val="20"/>
+          <w:szCs w:val="20"/>
+        </w:rPr>
+        <w:t xml:space="preserve"/>
+      </w:r>
+    </w:p>
+    <w:p>
+      <w:pPr>
+        <w:spacing w:after="120"/>
+      </w:pPr>
+      <w:r>
+        <w:rPr>
+          <w:color w:val="666666"/>
+          <w:sz w:val="18"/>
+          <w:szCs w:val="18"/>
+        </w:rPr>
+        <w:t xml:space="preserve">Drivers: copper scrap spread / raw-material cost pass-through; volume growth; new aluminium segment (RPT-acquired).</w:t>
+      </w:r>
+    </w:p>
+    <w:p>
+      <w:pPr>
+        <w:spacing w:after="120"/>
+      </w:pPr>
+      <w:r>
+        <w:rPr>
+          <w:color w:val="666666"/>
+          <w:sz w:val="18"/>
+          <w:szCs w:val="18"/>
+        </w:rPr>
+        <w:t xml:space="preserve">Operating margin ~2.2% (FY26) is structurally thin, consistent with a scrap-to-rod trading/processing model rather than a value-added branded product; the exceptional ROCE (36-47%) is driven by high asset turnover, not margin, which is exactly the durability concern the ValuePickr forum caution raises.</w:t>
+      </w:r>
+    </w:p>
+    <w:p>
+      <w:pPr>
+        <w:spacing w:after="60" w:before="120"/>
+      </w:pPr>
+      <w:r>
+        <w:rPr>
+          <w:b/>
+          <w:bCs/>
+          <w:sz w:val="20"/>
+          <w:szCs w:val="20"/>
+        </w:rPr>
+        <w:t xml:space="preserve">Growth trajectory: </w:t>
+      </w:r>
+      <w:r>
+        <w:rPr>
+          <w:b/>
+          <w:bCs/>
+          <w:color w:val="A32020"/>
+          <w:sz w:val="20"/>
+          <w:szCs w:val="20"/>
+        </w:rPr>
+        <w:t xml:space="preserve">YoY growth rate is decelerating</w:t>
+      </w:r>
+    </w:p>
+    <w:p>
+      <w:pPr>
+        <w:spacing w:after="120"/>
+      </w:pPr>
+      <w:r>
+        <w:rPr>
+          <w:color w:val="666666"/>
+          <w:sz w:val="18"/>
+          <w:szCs w:val="18"/>
+        </w:rPr>
+        <w:t xml:space="preserve">YoY revenue growth: FY25 +19.8% (full year) -&gt; FY26 +98% (full year; Q3 FY26 quarter peaked at +107% on 76% volume growth) -&gt; Q1 FY27 +74.6% (clear deceleration from the Q3 FY26 peak); management guides just 10-15% volume growth for FY27, implying further deceleration ahead.</w:t>
+      </w:r>
+    </w:p>
+    <w:p>
+      <w:pPr>
+        <w:spacing w:after="120"/>
+      </w:pPr>
+      <w:r>
+        <w:rPr>
+          <w:color w:val="666666"/>
+          <w:sz w:val="18"/>
+          <w:szCs w:val="18"/>
+        </w:rPr>
+        <w:t xml:space="preserve">Reverse P/E: At ~22x trailing P/E, the multiple was set during the 74-107% growth phase; management's own 10-15% FY27 volume guidance is a steep deceleration that the current multiple has not obviously priced in.</w:t>
+      </w:r>
+    </w:p>
+    <w:p>
+      <w:pPr>
+        <w:spacing w:after="120"/>
+      </w:pPr>
+      <w:r>
+        <w:rPr>
+          <w:b/>
+          <w:bCs/>
+          <w:sz w:val="20"/>
+          <w:szCs w:val="20"/>
+        </w:rPr>
+        <w:t xml:space="preserve">Management quality (TVGP's "P"):</w:t>
+      </w:r>
+    </w:p>
+    <w:tbl>
+      <w:tblPr>
+        <w:tblW w:type="dxa" w:w="9000"/>
+        <w:tblBorders>
+          <w:top w:val="single" w:color="auto" w:sz="4"/>
+          <w:left w:val="single" w:color="auto" w:sz="4"/>
+          <w:bottom w:val="single" w:color="auto" w:sz="4"/>
+          <w:right w:val="single" w:color="auto" w:sz="4"/>
+          <w:insideH w:val="single" w:color="auto" w:sz="4"/>
+          <w:insideV w:val="single" w:color="auto" w:sz="4"/>
+        </w:tblBorders>
+      </w:tblPr>
+      <w:tblGrid>
+        <w:gridCol w:w="3200"/>
+        <w:gridCol w:w="5800"/>
+      </w:tblGrid>
+      <w:tr>
+        <w:tc>
+          <w:tcPr>
+            <w:tcW w:type="dxa" w:w="3200"/>
+            <w:shd w:fill="F2F2F2" w:val="clear"/>
+          </w:tcPr>
+          <w:p>
+            <w:r>
+              <w:rPr>
+                <w:b/>
+                <w:bCs/>
+              </w:rPr>
+              <w:t xml:space="preserve">Assessment</w:t>
+            </w:r>
+          </w:p>
+        </w:tc>
+        <w:tc>
+          <w:tcPr>
+            <w:tcW w:type="dxa" w:w="5800"/>
+          </w:tcPr>
+          <w:p>
+            <w:r>
+              <w:t xml:space="preserve">neutral</w:t>
+            </w:r>
+          </w:p>
+        </w:tc>
+      </w:tr>
+      <w:tr>
+        <w:tc>
+          <w:tcPr>
+            <w:tcW w:type="dxa" w:w="3200"/>
+            <w:shd w:fill="F2F2F2" w:val="clear"/>
+          </w:tcPr>
+          <w:p>
+            <w:r>
+              <w:rPr>
+                <w:b/>
+                <w:bCs/>
+              </w:rPr>
+              <w:t xml:space="preserve">Capital allocation</w:t>
+            </w:r>
+          </w:p>
+        </w:tc>
+        <w:tc>
+          <w:tcPr>
+            <w:tcW w:type="dxa" w:w="5800"/>
+          </w:tcPr>
+          <w:p>
+            <w:r>
+              <w:t xml:space="preserve">3-yr incremental ROCE stayed exceptionally high (36-47%) through the capacity build-out. FY26 saw a promoter-related acquisition (Sunlite Aluminium Pvt Ltd, bought from promoter-group members Manishkumar Heda, Akshaykumar Ramdayal Heda and Reena Pankaj Heda) funded partly via a Rs17.06cr preferential allotment - a related-party diversification into an adjacent metal segment. (neutral)</w:t>
+            </w:r>
+          </w:p>
+        </w:tc>
+      </w:tr>
+      <w:tr>
+        <w:tc>
+          <w:tcPr>
+            <w:tcW w:type="dxa" w:w="3200"/>
+            <w:shd w:fill="F2F2F2" w:val="clear"/>
+          </w:tcPr>
+          <w:p>
+            <w:r>
+              <w:rPr>
+                <w:b/>
+                <w:bCs/>
+              </w:rPr>
+              <w:t xml:space="preserve">Related-party trend</w:t>
+            </w:r>
+          </w:p>
+        </w:tc>
+        <w:tc>
+          <w:tcPr>
+            <w:tcW w:type="dxa" w:w="5800"/>
+          </w:tcPr>
+          <w:p>
+            <w:r>
+              <w:t xml:space="preserve">rising</w:t>
+            </w:r>
+          </w:p>
+        </w:tc>
+      </w:tr>
+      <w:tr>
+        <w:tc>
+          <w:tcPr>
+            <w:tcW w:type="dxa" w:w="3200"/>
+            <w:shd w:fill="F2F2F2" w:val="clear"/>
+          </w:tcPr>
+          <w:p>
+            <w:r>
+              <w:rPr>
+                <w:b/>
+                <w:bCs/>
+              </w:rPr>
+              <w:t xml:space="preserve">Guidance credibility</w:t>
+            </w:r>
+          </w:p>
+        </w:tc>
+        <w:tc>
+          <w:tcPr>
+            <w:tcW w:type="dxa" w:w="5800"/>
+          </w:tcPr>
+          <w:p>
+            <w:r>
+              <w:t xml:space="preserve">no-track-record</w:t>
+            </w:r>
+          </w:p>
+        </w:tc>
+      </w:tr>
+      <w:tr>
+        <w:tc>
+          <w:tcPr>
+            <w:tcW w:type="dxa" w:w="3200"/>
+            <w:shd w:fill="F2F2F2" w:val="clear"/>
+          </w:tcPr>
+          <w:p>
+            <w:r>
+              <w:rPr>
+                <w:b/>
+                <w:bCs/>
+              </w:rPr>
+              <w:t xml:space="preserve">Shareholder returns</w:t>
+            </w:r>
+          </w:p>
+        </w:tc>
+        <w:tc>
+          <w:tcPr>
+            <w:tcW w:type="dxa" w:w="5800"/>
+          </w:tcPr>
+          <w:p>
+            <w:r>
+              <w:t xml:space="preserve">initiated</w:t>
+            </w:r>
+          </w:p>
+        </w:tc>
+      </w:tr>
+      <w:tr>
+        <w:tc>
+          <w:tcPr>
+            <w:tcW w:type="dxa" w:w="3200"/>
+            <w:shd w:fill="F2F2F2" w:val="clear"/>
+          </w:tcPr>
+          <w:p>
+            <w:r>
+              <w:rPr>
+                <w:b/>
+                <w:bCs/>
+              </w:rPr>
+              <w:t xml:space="preserve">Capability ladder / VAP</w:t>
+            </w:r>
+          </w:p>
+        </w:tc>
+        <w:tc>
+          <w:tcPr>
+            <w:tcW w:type="dxa" w:w="5800"/>
+          </w:tcPr>
+          <w:p>
+            <w:r>
+              <w:t xml:space="preserve">Explicit capacity-adds (45,000 MTPA copper wire rod, new copper anode plant, doubled ATC wire capacity) show a value-chain build-out on the copper side, though the entry into aluminium via a promoter-related acquisition is a diversification rather than a pure move up the copper value curve.</w:t>
+            </w:r>
+          </w:p>
+        </w:tc>
+      </w:tr>
+    </w:tbl>
+    <w:p>
+      <w:pPr>
+        <w:spacing w:after="120"/>
+      </w:pPr>
+      <w:r>
+        <w:rPr>
+          <w:b/>
+          <w:bCs/>
+          <w:sz w:val="20"/>
+          <w:szCs w:val="20"/>
+        </w:rPr>
+        <w:t xml:space="preserve">Quality metrics (ROCE · debt · FCF · margin · capex):</w:t>
+      </w:r>
+    </w:p>
+    <w:tbl>
+      <w:tblPr>
+        <w:tblW w:type="dxa" w:w="9000"/>
+        <w:tblBorders>
+          <w:top w:val="single" w:color="auto" w:sz="4"/>
+          <w:left w:val="single" w:color="auto" w:sz="4"/>
+          <w:bottom w:val="single" w:color="auto" w:sz="4"/>
+          <w:right w:val="single" w:color="auto" w:sz="4"/>
+          <w:insideH w:val="single" w:color="auto" w:sz="4"/>
+          <w:insideV w:val="single" w:color="auto" w:sz="4"/>
+        </w:tblBorders>
+      </w:tblPr>
+      <w:tblGrid>
+        <w:gridCol w:w="3200"/>
+        <w:gridCol w:w="5800"/>
+      </w:tblGrid>
+      <w:tr>
+        <w:tc>
+          <w:tcPr>
+            <w:tcW w:type="dxa" w:w="3200"/>
+            <w:shd w:fill="F2F2F2" w:val="clear"/>
+          </w:tcPr>
+          <w:p>
+            <w:r>
+              <w:rPr>
+                <w:b/>
+                <w:bCs/>
+              </w:rPr>
+              <w:t xml:space="preserve">Assessment</w:t>
+            </w:r>
+          </w:p>
+        </w:tc>
+        <w:tc>
+          <w:tcPr>
+            <w:tcW w:type="dxa" w:w="5800"/>
+          </w:tcPr>
+          <w:p>
+            <w:r>
+              <w:t xml:space="preserve">neutral</w:t>
+            </w:r>
+          </w:p>
+        </w:tc>
+      </w:tr>
+      <w:tr>
+        <w:tc>
+          <w:tcPr>
+            <w:tcW w:type="dxa" w:w="3200"/>
+            <w:shd w:fill="F2F2F2" w:val="clear"/>
+          </w:tcPr>
+          <w:p>
+            <w:r>
+              <w:rPr>
+                <w:b/>
+                <w:bCs/>
+              </w:rPr>
+              <w:t xml:space="preserve">ROCE</w:t>
+            </w:r>
+          </w:p>
+        </w:tc>
+        <w:tc>
+          <w:tcPr>
+            <w:tcW w:type="dxa" w:w="5800"/>
+          </w:tcPr>
+          <w:p>
+            <w:r>
+              <w:t xml:space="preserve">46.5% (improving)</w:t>
+            </w:r>
+          </w:p>
+        </w:tc>
+      </w:tr>
+      <w:tr>
+        <w:tc>
+          <w:tcPr>
+            <w:tcW w:type="dxa" w:w="3200"/>
+            <w:shd w:fill="F2F2F2" w:val="clear"/>
+          </w:tcPr>
+          <w:p>
+            <w:r>
+              <w:rPr>
+                <w:b/>
+                <w:bCs/>
+              </w:rPr>
+              <w:t xml:space="preserve">Leverage</w:t>
+            </w:r>
+          </w:p>
+        </w:tc>
+        <w:tc>
+          <w:tcPr>
+            <w:tcW w:type="dxa" w:w="5800"/>
+          </w:tcPr>
+          <w:p>
+            <w:r>
+              <w:t xml:space="preserve">Net debt/EBITDA 0.2x</w:t>
+            </w:r>
+          </w:p>
+        </w:tc>
+      </w:tr>
+      <w:tr>
+        <w:tc>
+          <w:tcPr>
+            <w:tcW w:type="dxa" w:w="3200"/>
+            <w:shd w:fill="F2F2F2" w:val="clear"/>
+          </w:tcPr>
+          <w:p>
+            <w:r>
+              <w:rPr>
+                <w:b/>
+                <w:bCs/>
+              </w:rPr>
+              <w:t xml:space="preserve">FCF conversion</w:t>
+            </w:r>
+          </w:p>
+        </w:tc>
+        <w:tc>
+          <w:tcPr>
+            <w:tcW w:type="dxa" w:w="5800"/>
+          </w:tcPr>
+          <w:p>
+            <w:r>
+              <w:t xml:space="preserve">-18%</w:t>
+            </w:r>
+          </w:p>
+        </w:tc>
+      </w:tr>
+      <w:tr>
+        <w:tc>
+          <w:tcPr>
+            <w:tcW w:type="dxa" w:w="3200"/>
+            <w:shd w:fill="F2F2F2" w:val="clear"/>
+          </w:tcPr>
+          <w:p>
+            <w:r>
+              <w:rPr>
+                <w:b/>
+                <w:bCs/>
+              </w:rPr>
+              <w:t xml:space="preserve">Margin trend</w:t>
+            </w:r>
+          </w:p>
+        </w:tc>
+        <w:tc>
+          <w:tcPr>
+            <w:tcW w:type="dxa" w:w="5800"/>
+          </w:tcPr>
+          <w:p>
+            <w:r>
+              <w:t xml:space="preserve">expanding</w:t>
+            </w:r>
+          </w:p>
+        </w:tc>
+      </w:tr>
+      <w:tr>
+        <w:tc>
+          <w:tcPr>
+            <w:tcW w:type="dxa" w:w="3200"/>
+            <w:shd w:fill="F2F2F2" w:val="clear"/>
+          </w:tcPr>
+          <w:p>
+            <w:r>
+              <w:rPr>
+                <w:b/>
+                <w:bCs/>
+              </w:rPr>
+              <w:t xml:space="preserve">Capex efficiency</w:t>
+            </w:r>
+          </w:p>
+        </w:tc>
+        <w:tc>
+          <w:tcPr>
+            <w:tcW w:type="dxa" w:w="5800"/>
+          </w:tcPr>
+          <w:p>
+            <w:r>
+              <w:t xml:space="preserve">productive</w:t>
+            </w:r>
+          </w:p>
+        </w:tc>
+      </w:tr>
+    </w:tbl>
     <w:p>
       <w:pPr>
         <w:pStyle w:val="Heading1"/>
         <w:spacing w:after="120" w:before="280"/>
       </w:pPr>
       <w:r>
-        <w:t xml:space="preserve">Bear Case / Key Risks</w:t>
-      </w:r>
-    </w:p>
-    <w:p>
-      <w:pPr>
-        <w:pStyle w:val="ListParagraph"/>
-        <w:numPr>
-          <w:ilvl w:val="0"/>
-          <w:numId w:val="1"/>
-        </w:numPr>
-        <w:spacing w:after="60"/>
-      </w:pPr>
-      <w:r>
-        <w:t xml:space="preserve">A ValuePickr forum participant explicitly exited this name over a commodity/value-addition moat concern - 'you cannot rely purely on commodity sales' - a direct, specific caution on durability of the returns</w:t>
-      </w:r>
-    </w:p>
-    <w:p>
-      <w:pPr>
-        <w:pStyle w:val="ListParagraph"/>
-        <w:numPr>
-          <w:ilvl w:val="0"/>
-          <w:numId w:val="1"/>
-        </w:numPr>
-        <w:spacing w:after="60"/>
-      </w:pPr>
-      <w:r>
-        <w:t xml:space="preserve">Extremely wide 52-week range (Rs 165-718) signals high volatility and re-rating risk typical of a thinly-traded micro-cap</w:t>
-      </w:r>
-    </w:p>
-    <w:p>
-      <w:pPr>
-        <w:pStyle w:val="ListParagraph"/>
-        <w:numPr>
-          <w:ilvl w:val="0"/>
-          <w:numId w:val="1"/>
-        </w:numPr>
-        <w:spacing w:after="60"/>
-      </w:pPr>
-      <w:r>
-        <w:t xml:space="preserve">No dedicated ValuePickr thread exists for independent community corroboration of the growth story</w:t>
-      </w:r>
-    </w:p>
-    <w:p>
-      <w:pPr>
-        <w:pStyle w:val="ListParagraph"/>
-        <w:numPr>
-          <w:ilvl w:val="0"/>
-          <w:numId w:val="1"/>
-        </w:numPr>
-        <w:spacing w:after="60"/>
-      </w:pPr>
-      <w:r>
-        <w:t xml:space="preserve">Copper-scrap-spread economics can be cyclical; sustaining ~35%+ ROE/ROCE through a commodity cycle is unproven over a long track record</w:t>
+        <w:t xml:space="preserve">Technical Read (Weekly / Monthly MACD + Bollinger Bands, or RSI/CCI/Williams %R proxy)</w:t>
+      </w:r>
+    </w:p>
+    <w:p>
+      <w:pPr>
+        <w:spacing w:after="120"/>
+      </w:pPr>
+      <w:r>
+        <w:t xml:space="preserve">Extremely wide 52-week range (Rs 165-718, a &gt;4x band) - reflects both hyper-growth and high volatility/re-rating risk in a thinly-traded micro-cap.</w:t>
       </w:r>
     </w:p>
     <w:p>
@@ -440,7 +1833,15 @@
         <w:spacing w:after="120" w:before="280"/>
       </w:pPr>
       <w:r>
-        <w:t xml:space="preserve">Market-Cap Tier (informational — not a gate in this project)</w:t>
+        <w:t xml:space="preserve">ValuePickr Community Signal</w:t>
+      </w:r>
+    </w:p>
+    <w:p>
+      <w:pPr>
+        <w:spacing w:after="120"/>
+      </w:pPr>
+      <w:r>
+        <w:t xml:space="preserve">No dedicated ValuePickr thread for Sunlite Recycling (topic_id null, not resolved). One relevant peer-thread mention found via forum search: a user describes exiting Sunlite specifically over a commodity/value-addition moat concern (see community_signal). This deep-dive pass corroborates that concern with fresh financials (thin operating margins, weak cash conversion) rather than finding new independent community discussion.</w:t>
       </w:r>
     </w:p>
     <w:p>
@@ -451,8 +1852,203 @@
         <w:rPr>
           <w:b/>
           <w:bCs/>
-        </w:rPr>
-        <w:t xml:space="preserve">Micro-cap (~Rs 741 Cr)</w:t>
+          <w:sz w:val="20"/>
+          <w:szCs w:val="20"/>
+        </w:rPr>
+        <w:t xml:space="preserve">High-conviction call from a top contributor: </w:t>
+      </w:r>
+      <w:r>
+        <w:rPr>
+          <w:sz w:val="20"/>
+          <w:szCs w:val="20"/>
+        </w:rPr>
+        <w:t xml:space="preserve">RocketMan (ValuePickr, in the 'Bhagyanagar India Ltd - Copper Recycling Play' thread, post dated 2026-05-20): 'Earlier, I was playing this theme through Sunlite Recycling, but after reading more, I realized that value addition is extremely important. You cannot rely purely on commodity sales.' - a direct, specific moat caution on this name from an independent forum participant, not a trusted/elevated-tier user.</w:t>
+      </w:r>
+    </w:p>
+    <w:p>
+      <w:pPr>
+        <w:pStyle w:val="Heading1"/>
+        <w:spacing w:after="120" w:before="280"/>
+      </w:pPr>
+      <w:r>
+        <w:t xml:space="preserve">BSE Corporate Actions / Other Red Flags</w:t>
+      </w:r>
+    </w:p>
+    <w:p>
+      <w:pPr>
+        <w:spacing w:after="120"/>
+      </w:pPr>
+      <w:r>
+        <w:t xml:space="preserve">No red flags found - no going-concern, pledge or SEBI/fraud issues surfaced. Small, thinly-traded micro-cap with a wide 52-week range. FY26 saw a related-party acquisition (Sunlite Aluminium Pvt Ltd, from promoter-group members) and a Rs17.06cr preferential allotment.</w:t>
+      </w:r>
+    </w:p>
+    <w:p>
+      <w:pPr>
+        <w:pStyle w:val="Heading1"/>
+        <w:spacing w:after="120" w:before="280"/>
+      </w:pPr>
+      <w:r>
+        <w:t xml:space="preserve">Bull Case</w:t>
+      </w:r>
+    </w:p>
+    <w:p>
+      <w:pPr>
+        <w:pStyle w:val="ListParagraph"/>
+        <w:numPr>
+          <w:ilvl w:val="0"/>
+          <w:numId w:val="1"/>
+        </w:numPr>
+        <w:spacing w:after="60"/>
+      </w:pPr>
+      <w:r>
+        <w:t xml:space="preserve">Exceptional returns confirmed by fresh filings: ROCE 36-47% across FY24-FY26, ROE ~35-39%, near debt-free (borrowings ~Rs12cr)</w:t>
+      </w:r>
+    </w:p>
+    <w:p>
+      <w:pPr>
+        <w:pStyle w:val="ListParagraph"/>
+        <w:numPr>
+          <w:ilvl w:val="0"/>
+          <w:numId w:val="1"/>
+        </w:numPr>
+        <w:spacing w:after="60"/>
+      </w:pPr>
+      <w:r>
+        <w:t xml:space="preserve">Genuine capacity build-out underway: ~Rs37cr capex toward 45,000 MTPA copper wire-rod capacity, a further Rs30-35cr plan to double rod/busbar capacity plus a new copper-anode plant (targeted ~Q1 FY28), and ATC wire capacity already doubled (800-&gt;1,600 MTPA)</w:t>
+      </w:r>
+    </w:p>
+    <w:p>
+      <w:pPr>
+        <w:pStyle w:val="ListParagraph"/>
+        <w:numPr>
+          <w:ilvl w:val="0"/>
+          <w:numId w:val="1"/>
+        </w:numPr>
+        <w:spacing w:after="60"/>
+      </w:pPr>
+      <w:r>
+        <w:t xml:space="preserve">Growth remains strong even after deceleration: Q1 FY27 revenue +74.6% YoY, new aluminium segment (~Rs53cr) +102% YoY</w:t>
+      </w:r>
+    </w:p>
+    <w:p>
+      <w:pPr>
+        <w:pStyle w:val="ListParagraph"/>
+        <w:numPr>
+          <w:ilvl w:val="0"/>
+          <w:numId w:val="1"/>
+        </w:numPr>
+        <w:spacing w:after="60"/>
+      </w:pPr>
+      <w:r>
+        <w:t xml:space="preserve">Clean, stable shareholding (promoter ~74-75%, zero pledge) and a first-ever dividend declared (10% final, Sept 2026) signal improving capital-return discipline</w:t>
+      </w:r>
+    </w:p>
+    <w:p>
+      <w:pPr>
+        <w:pStyle w:val="Heading1"/>
+        <w:spacing w:after="120" w:before="280"/>
+      </w:pPr>
+      <w:r>
+        <w:t xml:space="preserve">Bear Case / Key Risks</w:t>
+      </w:r>
+    </w:p>
+    <w:p>
+      <w:pPr>
+        <w:pStyle w:val="ListParagraph"/>
+        <w:numPr>
+          <w:ilvl w:val="0"/>
+          <w:numId w:val="1"/>
+        </w:numPr>
+        <w:spacing w:after="60"/>
+      </w:pPr>
+      <w:r>
+        <w:t xml:space="preserve">ValuePickr forum caution corroborated by hard numbers: operating margin just ~2.2% (FY26), consistent with a commodity scrap-to-rod spread business lacking real value-addition moat</w:t>
+      </w:r>
+    </w:p>
+    <w:p>
+      <w:pPr>
+        <w:pStyle w:val="ListParagraph"/>
+        <w:numPr>
+          <w:ilvl w:val="0"/>
+          <w:numId w:val="1"/>
+        </w:numPr>
+        <w:spacing w:after="60"/>
+      </w:pPr>
+      <w:r>
+        <w:t xml:space="preserve">Cash conversion has deteriorated sharply - operating cash flow fell from 78% to 20% of operating profit (FY24-&gt;FY26), and FY26 free cash flow was actually negative (-Rs11cr) despite record reported profit</w:t>
+      </w:r>
+    </w:p>
+    <w:p>
+      <w:pPr>
+        <w:pStyle w:val="ListParagraph"/>
+        <w:numPr>
+          <w:ilvl w:val="0"/>
+          <w:numId w:val="1"/>
+        </w:numPr>
+        <w:spacing w:after="60"/>
+      </w:pPr>
+      <w:r>
+        <w:t xml:space="preserve">New aluminium growth vertical (~Rs53cr Q1 FY27 revenue) came via a related-party acquisition of Sunlite Aluminium Pvt Ltd from promoter-group members - a promoter-benefiting RPT, not organic diversification</w:t>
+      </w:r>
+    </w:p>
+    <w:p>
+      <w:pPr>
+        <w:pStyle w:val="ListParagraph"/>
+        <w:numPr>
+          <w:ilvl w:val="0"/>
+          <w:numId w:val="1"/>
+        </w:numPr>
+        <w:spacing w:after="60"/>
+      </w:pPr>
+      <w:r>
+        <w:t xml:space="preserve">Management's own FY27 guidance (10-15% volume growth) implies a sharp deceleration from the 74-107% growth that built today's ~22x P/E - the multiple may not yet reflect this</w:t>
+      </w:r>
+    </w:p>
+    <w:p>
+      <w:pPr>
+        <w:pStyle w:val="ListParagraph"/>
+        <w:numPr>
+          <w:ilvl w:val="0"/>
+          <w:numId w:val="1"/>
+        </w:numPr>
+        <w:spacing w:after="60"/>
+      </w:pPr>
+      <w:r>
+        <w:t xml:space="preserve">Extremely wide, volatile market cap (Rs 741-944 Cr within a single month of September 2026) typical of a thinly-traded micro-cap</w:t>
+      </w:r>
+    </w:p>
+    <w:p>
+      <w:pPr>
+        <w:pStyle w:val="ListParagraph"/>
+        <w:numPr>
+          <w:ilvl w:val="0"/>
+          <w:numId w:val="1"/>
+        </w:numPr>
+        <w:spacing w:after="60"/>
+      </w:pPr>
+      <w:r>
+        <w:t xml:space="preserve">No dedicated ValuePickr thread exists for independent community corroboration of the growth story</w:t>
+      </w:r>
+    </w:p>
+    <w:p>
+      <w:pPr>
+        <w:pStyle w:val="Heading1"/>
+        <w:spacing w:after="120" w:before="280"/>
+      </w:pPr>
+      <w:r>
+        <w:t xml:space="preserve">Market-Cap Tier (informational — not a gate in this project)</w:t>
+      </w:r>
+    </w:p>
+    <w:p>
+      <w:pPr>
+        <w:spacing w:after="120"/>
+      </w:pPr>
+      <w:r>
+        <w:rPr>
+          <w:b/>
+          <w:bCs/>
+        </w:rPr>
+        <w:t xml:space="preserve">Micro-cap (~Rs 890 Cr)</w:t>
       </w:r>
     </w:p>
     <w:p>
@@ -503,7 +2099,7 @@
           <w:sz w:val="20"/>
           <w:szCs w:val="20"/>
         </w:rPr>
-        <w:t xml:space="preserve">Genuine copper-recycling/import-substitution tailwind and large TAM against a tiny market cap, but moat is weak - a ValuePickr forum user specifically described exiting this name over commodity/value-addition concerns ('you cannot rely purely on commodity sales'). No confirmed P/E; valuation treated as weak/unproven rather than clearly cheap.</w:t>
+        <w:t xml:space="preserve">Genuine copper-recycling/import-substitution tailwind and large TAM against a tiny market cap, but moat is weak - now confirmed by fresh filings (operating margin just ~2.2% FY26, a thin scrap-to-rod spread economics) rather than just the ValuePickr forum's anecdotal caution. Valuation weak: ~22x trailing P/E is not obviously cheap given management's own guided FY27 growth deceleration (10-15% volume vs 74-107% recent run-rate).</w:t>
       </w:r>
     </w:p>
     <w:p>
@@ -526,33 +2122,33 @@
           <w:sz w:val="24"/>
           <w:szCs w:val="24"/>
         </w:rPr>
-        <w:t xml:space="preserve">Exceptional headline growth/returns (ROE/ROCE ~35%+, revenue +107% YoY) would otherwise clear the bar for a 10x label, but a specific forum caution about lacking value-addition moat in a commodity-cyclical copper business argues for restraint. thesis_fit 'neither' (analyst_override), conviction Medium.</w:t>
-      </w:r>
-    </w:p>
-    <w:p>
-      <w:pPr>
-        <w:pStyle w:val="ListParagraph"/>
-        <w:numPr>
-          <w:ilvl w:val="0"/>
-          <w:numId w:val="1"/>
-        </w:numPr>
-        <w:spacing w:after="60"/>
-      </w:pPr>
-      <w:r>
-        <w:t xml:space="preserve">four_box = 3.0 (tailwind yes - copper recycling/import-substitution tied to power-infra and EV demand; tam yes - large addressable copper-demand growth against a tiny Rs 741 Cr base; moat weak - commodity/scrap-spread economics per the forum caution below; valuation weak - no confirmed P/E in hand, but high growth/returns against a tiny market cap look reasonable, not proven cheap). Score 3.0 permits a 10x/100x label.</w:t>
-      </w:r>
-    </w:p>
-    <w:p>
-      <w:pPr>
-        <w:pStyle w:val="ListParagraph"/>
-        <w:numPr>
-          <w:ilvl w:val="0"/>
-          <w:numId w:val="1"/>
-        </w:numPr>
-        <w:spacing w:after="60"/>
-      </w:pPr>
-      <w:r>
-        <w:t xml:space="preserve">Chose NOT to apply the 10x-in-2-3-years label despite the score permitting it (analyst_override: true) - a ValuePickr forum participant (RocketMan, Bhagyanagar India thread, May 2026) specifically described exiting Sunlite Recycling over a commodity/value-addition moat concern, which is a direct and relevant caution rather than generic skepticism.</w:t>
+        <w:t xml:space="preserve">Exceptional ROE/ROCE and a real capacity build-out are now corroborated by filings, but so is the moat caution: thin ~2% margins, negative FY26 FCF, a promoter-related aluminium acquisition, and management's own guided FY27 deceleration keep this at 'neither' (analyst override) with conviction held at Medium.</w:t>
+      </w:r>
+    </w:p>
+    <w:p>
+      <w:pPr>
+        <w:pStyle w:val="ListParagraph"/>
+        <w:numPr>
+          <w:ilvl w:val="0"/>
+          <w:numId w:val="1"/>
+        </w:numPr>
+        <w:spacing w:after="60"/>
+      </w:pPr>
+      <w:r>
+        <w:t xml:space="preserve">four_box = 3.0 (tailwind yes - copper recycling/import-substitution tied to power-infra and EV demand, confirmed by continued double-digit growth into Q1 FY27; tam yes - large addressable copper-demand growth against a tiny ~Rs890 Cr base; moat weak - now confirmed by hard numbers (operating margin just ~2.2% FY26), not just the forum's anecdote; valuation weak - ~22x trailing P/E is not obviously cheap for a thin-margin commodity business facing management's own guided FY27 deceleration). Score 3.0 permits a 10x/100x label.</w:t>
+      </w:r>
+    </w:p>
+    <w:p>
+      <w:pPr>
+        <w:pStyle w:val="ListParagraph"/>
+        <w:numPr>
+          <w:ilvl w:val="0"/>
+          <w:numId w:val="1"/>
+        </w:numPr>
+        <w:spacing w:after="60"/>
+      </w:pPr>
+      <w:r>
+        <w:t xml:space="preserve">Chose NOT to apply the 10x-in-2-3-years label despite the score permitting it (analyst_override: true) - the primary-document read corroborates rather than resolves the ValuePickr forum's moat caution (RocketMan, Bhagyanagar India thread, May 2026), and adds two new concrete cautions: a promoter-related-party acquisition (Sunlite Aluminium Pvt Ltd) and sharply deteriorating cash conversion (CFO/OP 78%-&gt;20%, FY26 FCF negative).</w:t>
       </w:r>
     </w:p>
     <w:p>
@@ -578,7 +2174,20 @@
         <w:spacing w:after="60"/>
       </w:pPr>
       <w:r>
-        <w:t xml:space="preserve">X source was bullish/medium-conviction on the growth numbers, which are genuinely strong, but the forum-sourced moat caution is the deciding factor for keeping thesis_fit at 'neither' rather than escalating to a 10x label; conviction set at Medium (not Low) given the numbers ARE genuinely strong and only tempered, not negated.</w:t>
+        <w:t xml:space="preserve">Management's own FY27 guidance (10-15% volume growth) is a material deceleration from the 74-107% growth that built the current multiple - a genuine forward risk not fully addressed by the bull case.</w:t>
+      </w:r>
+    </w:p>
+    <w:p>
+      <w:pPr>
+        <w:pStyle w:val="ListParagraph"/>
+        <w:numPr>
+          <w:ilvl w:val="0"/>
+          <w:numId w:val="1"/>
+        </w:numPr>
+        <w:spacing w:after="60"/>
+      </w:pPr>
+      <w:r>
+        <w:t xml:space="preserve">Conviction held at Medium (unchanged from pre-dive) - the numbers remain genuinely strong (exceptional ROCE, real capacity expansion, clean/stable shareholding, first dividend declared) and roughly offset the newly-surfaced cautions (RPT, cash-conversion decline, guided deceleration), so the net effect of this pass is confirmatory rather than a clear upgrade or downgrade.</w:t>
       </w:r>
     </w:p>
     <w:p>
